--- a/docs_intern/RECTIFICATIF_CATALOGUE_V1.docx
+++ b/docs_intern/RECTIFICATIF_CATALOGUE_V1.docx
@@ -3,8 +3,13 @@
 <w:document xmlns:wpc="http://schemas.microsoft.com/office/word/2010/wordprocessingCanvas" xmlns:mo="http://schemas.microsoft.com/office/mac/office/2008/main" xmlns:mc="http://schemas.openxmlformats.org/markup-compatibility/2006" xmlns:mv="urn:schemas-microsoft-com:mac:vml" xmlns:o="urn:schemas-microsoft-com:office:office" xmlns:r="http://schemas.openxmlformats.org/officeDocument/2006/relationships" xmlns:m="http://schemas.openxmlformats.org/officeDocument/2006/math" xmlns:v="urn:schemas-microsoft-com:vml" xmlns:wp14="http://schemas.microsoft.com/office/word/2010/wordprocessingDrawing" xmlns:wp="http://schemas.openxmlformats.org/drawingml/2006/wordprocessingDrawing" xmlns:w10="urn:schemas-microsoft-com:office:word" xmlns:w="http://schemas.openxmlformats.org/wordprocessingml/2006/main" xmlns:w14="http://schemas.microsoft.com/office/word/2010/wordml" xmlns:wpg="http://schemas.microsoft.com/office/word/2010/wordprocessingGroup" xmlns:wpi="http://schemas.microsoft.com/office/word/2010/wordprocessingInk" xmlns:wne="http://schemas.microsoft.com/office/word/2006/wordml" xmlns:wps="http://schemas.microsoft.com/office/word/2010/wordprocessingShape" mc:Ignorable="w14 wp14">
   <w:body>
     <w:p>
+      <w:r>
+        <w:t>Révision documentaire du 21 septembre 2026. Source maintenue : RECTIFICATIF_CATALOGUE_V1.md. Les preuves datées et les réserves conservent leur portée ; ce document ne constitue pas une recette de production.</w:t>
+      </w:r>
+    </w:p>
+    <w:p>
       <w:pPr>
-        <w:pStyle w:val="Title"/>
+        <w:pStyle w:val="Heading1"/>
       </w:pPr>
       <w:r>
         <w:t>InfiMatch — Rectificatif du catalogue des fonctionnalités V1</w:t>
@@ -32,7 +37,7 @@
     </w:p>
     <w:p>
       <w:pPr>
-        <w:pStyle w:val="Heading1"/>
+        <w:pStyle w:val="Heading2"/>
       </w:pPr>
       <w:r>
         <w:t>Termes à employer</w:t>
@@ -55,7 +60,7 @@
     </w:p>
     <w:p>
       <w:pPr>
-        <w:pStyle w:val="Heading1"/>
+        <w:pStyle w:val="Heading2"/>
       </w:pPr>
       <w:r>
         <w:t>F04 — Filtrage hiérarchique (texte complémentaire V1)</w:t>
@@ -83,7 +88,7 @@
     </w:p>
     <w:p>
       <w:pPr>
-        <w:pStyle w:val="Heading1"/>
+        <w:pStyle w:val="Heading2"/>
       </w:pPr>
       <w:r>
         <w:t>F05 — Recherche (texte complémentaire V1)</w:t>
@@ -116,7 +121,7 @@
     </w:p>
     <w:p>
       <w:pPr>
-        <w:pStyle w:val="Heading1"/>
+        <w:pStyle w:val="Heading2"/>
       </w:pPr>
       <w:r>
         <w:t>F15 — Publier les offres via l'API (texte complémentaire V1)</w:t>
@@ -159,7 +164,7 @@
     </w:p>
     <w:p>
       <w:pPr>
-        <w:pStyle w:val="Heading1"/>
+        <w:pStyle w:val="Heading2"/>
       </w:pPr>
       <w:r>
         <w:t>F16 — Matching déterministe (texte complémentaire V1)</w:t>
@@ -197,7 +202,7 @@
     </w:p>
     <w:p>
       <w:pPr>
-        <w:pStyle w:val="Heading1"/>
+        <w:pStyle w:val="Heading2"/>
       </w:pPr>
       <w:r>
         <w:t>F20 — Exploitation visible des données publiques (texte complémentaire V1)</w:t>
@@ -225,7 +230,7 @@
     </w:p>
     <w:p>
       <w:pPr>
-        <w:pStyle w:val="Heading1"/>
+        <w:pStyle w:val="Heading2"/>
       </w:pPr>
       <w:r>
         <w:t>Flux à intégrer au catalogue</w:t>
@@ -233,250 +238,142 @@
     </w:p>
     <w:p>
       <w:r>
-        <w:rPr>
-          <w:rFonts w:ascii="Consolas" w:hAnsi="Consolas"/>
-          <w:sz w:val="18"/>
-        </w:rPr>
         <w:t>France Travail / partenaires</w:t>
       </w:r>
     </w:p>
     <w:p>
       <w:r>
-        <w:rPr>
-          <w:rFonts w:ascii="Consolas" w:hAnsi="Consolas"/>
-          <w:sz w:val="18"/>
-        </w:rPr>
         <w:t xml:space="preserve">        |</w:t>
       </w:r>
     </w:p>
     <w:p>
       <w:r>
-        <w:rPr>
-          <w:rFonts w:ascii="Consolas" w:hAnsi="Consolas"/>
-          <w:sz w:val="18"/>
-        </w:rPr>
         <w:t xml:space="preserve">        v</w:t>
       </w:r>
     </w:p>
     <w:p>
       <w:r>
-        <w:rPr>
-          <w:rFonts w:ascii="Consolas" w:hAnsi="Consolas"/>
-          <w:sz w:val="18"/>
-        </w:rPr>
         <w:t>Collecte de 4 recherches bornées</w:t>
       </w:r>
     </w:p>
     <w:p>
       <w:r>
-        <w:rPr>
-          <w:rFonts w:ascii="Consolas" w:hAnsi="Consolas"/>
-          <w:sz w:val="18"/>
-        </w:rPr>
         <w:t xml:space="preserve">        |</w:t>
       </w:r>
     </w:p>
     <w:p>
       <w:r>
-        <w:rPr>
-          <w:rFonts w:ascii="Consolas" w:hAnsi="Consolas"/>
-          <w:sz w:val="18"/>
-        </w:rPr>
         <w:t xml:space="preserve">        v</w:t>
       </w:r>
     </w:p>
     <w:p>
       <w:r>
-        <w:rPr>
-          <w:rFonts w:ascii="Consolas" w:hAnsi="Consolas"/>
-          <w:sz w:val="18"/>
-        </w:rPr>
         <w:t>Dédoublonnage + nettoyage + classement prudent</w:t>
       </w:r>
     </w:p>
     <w:p>
       <w:r>
-        <w:rPr>
-          <w:rFonts w:ascii="Consolas" w:hAnsi="Consolas"/>
-          <w:sz w:val="18"/>
-        </w:rPr>
         <w:t xml:space="preserve">        |</w:t>
       </w:r>
     </w:p>
     <w:p>
       <w:r>
-        <w:rPr>
-          <w:rFonts w:ascii="Consolas" w:hAnsi="Consolas"/>
-          <w:sz w:val="18"/>
-        </w:rPr>
         <w:t xml:space="preserve">        v</w:t>
       </w:r>
     </w:p>
     <w:p>
       <w:r>
-        <w:rPr>
-          <w:rFonts w:ascii="Consolas" w:hAnsi="Consolas"/>
-          <w:sz w:val="18"/>
-        </w:rPr>
         <w:t>Conservation des informations + alertes qualité</w:t>
       </w:r>
     </w:p>
     <w:p>
       <w:r>
-        <w:rPr>
-          <w:rFonts w:ascii="Consolas" w:hAnsi="Consolas"/>
-          <w:sz w:val="18"/>
-        </w:rPr>
         <w:t xml:space="preserve">        |</w:t>
       </w:r>
     </w:p>
     <w:p>
       <w:r>
-        <w:rPr>
-          <w:rFonts w:ascii="Consolas" w:hAnsi="Consolas"/>
-          <w:sz w:val="18"/>
-        </w:rPr>
         <w:t xml:space="preserve">        v</w:t>
       </w:r>
     </w:p>
     <w:p>
       <w:r>
-        <w:rPr>
-          <w:rFonts w:ascii="Consolas" w:hAnsi="Consolas"/>
-          <w:sz w:val="18"/>
-        </w:rPr>
         <w:t>Annonce externe InfiMatch : critères disponibles, pas de score complet</w:t>
       </w:r>
     </w:p>
     <w:p>
       <w:r>
-        <w:rPr>
-          <w:rFonts w:ascii="Consolas" w:hAnsi="Consolas"/>
-          <w:sz w:val="18"/>
-        </w:rPr>
         <w:t xml:space="preserve">        |</w:t>
       </w:r>
     </w:p>
     <w:p>
       <w:r>
-        <w:rPr>
-          <w:rFonts w:ascii="Consolas" w:hAnsi="Consolas"/>
-          <w:sz w:val="18"/>
-        </w:rPr>
         <w:t xml:space="preserve">        v</w:t>
       </w:r>
     </w:p>
     <w:p>
       <w:r>
-        <w:rPr>
-          <w:rFonts w:ascii="Consolas" w:hAnsi="Consolas"/>
-          <w:sz w:val="18"/>
-        </w:rPr>
         <w:t>Candidature sur le site d'origine</w:t>
       </w:r>
     </w:p>
     <w:p>
       <w:r>
-        <w:rPr>
-          <w:rFonts w:ascii="Consolas" w:hAnsi="Consolas"/>
-          <w:sz w:val="18"/>
-        </w:rPr>
         <w:t>Mission interne complète + profil</w:t>
       </w:r>
     </w:p>
     <w:p>
       <w:r>
-        <w:rPr>
-          <w:rFonts w:ascii="Consolas" w:hAnsi="Consolas"/>
-          <w:sz w:val="18"/>
-        </w:rPr>
         <w:t xml:space="preserve">        |</w:t>
       </w:r>
     </w:p>
     <w:p>
       <w:r>
-        <w:rPr>
-          <w:rFonts w:ascii="Consolas" w:hAnsi="Consolas"/>
-          <w:sz w:val="18"/>
-        </w:rPr>
         <w:t xml:space="preserve">        v</w:t>
       </w:r>
     </w:p>
     <w:p>
       <w:r>
-        <w:rPr>
-          <w:rFonts w:ascii="Consolas" w:hAnsi="Consolas"/>
-          <w:sz w:val="18"/>
-        </w:rPr>
         <w:t>Contrôles bloquants : qualification, RPPS, compétences,</w:t>
       </w:r>
     </w:p>
     <w:p>
       <w:r>
-        <w:rPr>
-          <w:rFonts w:ascii="Consolas" w:hAnsi="Consolas"/>
-          <w:sz w:val="18"/>
-        </w:rPr>
         <w:t>expérience, disponibilité, conflits, horaires, mobilité</w:t>
       </w:r>
     </w:p>
     <w:p>
       <w:r>
-        <w:rPr>
-          <w:rFonts w:ascii="Consolas" w:hAnsi="Consolas"/>
-          <w:sz w:val="18"/>
-        </w:rPr>
         <w:t xml:space="preserve">        |</w:t>
       </w:r>
     </w:p>
     <w:p>
       <w:r>
-        <w:rPr>
-          <w:rFonts w:ascii="Consolas" w:hAnsi="Consolas"/>
-          <w:sz w:val="18"/>
-        </w:rPr>
         <w:t xml:space="preserve">        v</w:t>
       </w:r>
     </w:p>
     <w:p>
       <w:r>
-        <w:rPr>
-          <w:rFonts w:ascii="Consolas" w:hAnsi="Consolas"/>
-          <w:sz w:val="18"/>
-        </w:rPr>
         <w:t>Si admissible : score expliqué</w:t>
       </w:r>
     </w:p>
     <w:p>
       <w:r>
-        <w:rPr>
-          <w:rFonts w:ascii="Consolas" w:hAnsi="Consolas"/>
-          <w:sz w:val="18"/>
-        </w:rPr>
         <w:t xml:space="preserve">        |</w:t>
       </w:r>
     </w:p>
     <w:p>
       <w:r>
-        <w:rPr>
-          <w:rFonts w:ascii="Consolas" w:hAnsi="Consolas"/>
-          <w:sz w:val="18"/>
-        </w:rPr>
         <w:t xml:space="preserve">        v</w:t>
       </w:r>
     </w:p>
     <w:p>
       <w:r>
-        <w:rPr>
-          <w:rFonts w:ascii="Consolas" w:hAnsi="Consolas"/>
-          <w:sz w:val="18"/>
-        </w:rPr>
         <w:t>Candidature et décision humaine de l'agence</w:t>
       </w:r>
     </w:p>
     <w:p>
       <w:pPr>
-        <w:pStyle w:val="Heading1"/>
+        <w:pStyle w:val="Heading2"/>
       </w:pPr>
       <w:r>
         <w:t>Recette effectuée</w:t>
@@ -548,7 +445,7 @@
     </w:p>
     <w:p>
       <w:pPr>
-        <w:pStyle w:val="Heading1"/>
+        <w:pStyle w:val="Heading2"/>
       </w:pPr>
       <w:r>
         <w:t>Limites et périmètre</w:t>
@@ -580,19 +477,18 @@
       </w:r>
     </w:p>
     <w:p>
-      <w:pPr>
-        <w:pStyle w:val="Heading1"/>
-      </w:pPr>
       <w:r>
-        <w:t>Complement : comparaison partielle des annonces externes</w:t>
+        <w:t>COMPLEMENT F04 / F05 / F16 / F20 ? COMPARAISON PARTIELLE</w:t>
       </w:r>
     </w:p>
     <w:p>
       <w:r>
-        <w:t>La comparaison au profil connecte est desormais disponible pour les annonces externes. La recherche reste stricte par defaut ; une option explicite permet de voir des pistes incompletes, avec les filtres non verifies signales. Les champs absents du profil et ceux absents de l annonce sont distingues. Aucun score complet ni disponibilite supposee. Voir EXPLICATION_MATCHING_DONNEES_MANQUANTES.docx pour les details et limites.</w:t>
+        <w:t>Les annonces externes sont maintenant comparees au profil connecte sur les donnees interpretables. La recherche reste stricte par defaut ; une option explicite permet de voir les annonces incompletes, avec les filtres non verifies signales. Les informations absentes du profil et celles absentes de l annonce sont distinguees. Aucun score complet ni disponibilite supposee. Voir EXPLICATION_MATCHING_DONNEES_MANQUANTES.md et OFFRES_EXTERNES_V1.md. Ces precisions completent les regles d exclusion par defaut ci-dessus.</w:t>
       </w:r>
     </w:p>
     <w:sectPr>
+      <w:headerReference w:type="default" r:id="rId9"/>
+      <w:footerReference w:type="default" r:id="rId10"/>
       <w:pgSz w:w="12240" w:h="15840"/>
       <w:pgMar w:top="1440" w:right="1800" w:bottom="1440" w:left="1800" w:header="720" w:footer="720" w:gutter="0"/>
       <w:cols w:space="720"/>
@@ -600,6 +496,32 @@
     </w:sectPr>
   </w:body>
 </w:document>
+</file>
+
+<file path=word/footer1.xml><?xml version="1.0" encoding="utf-8"?>
+<w:ftr xmlns:m="http://schemas.openxmlformats.org/officeDocument/2006/math" xmlns:mc="http://schemas.openxmlformats.org/markup-compatibility/2006" xmlns:mo="http://schemas.microsoft.com/office/mac/office/2008/main" xmlns:mv="urn:schemas-microsoft-com:mac:vml" xmlns:o="urn:schemas-microsoft-com:office:office" xmlns:r="http://schemas.openxmlformats.org/officeDocument/2006/relationships" xmlns:v="urn:schemas-microsoft-com:vml" xmlns:w10="urn:schemas-microsoft-com:office:word" xmlns:w14="http://schemas.microsoft.com/office/word/2010/wordml" xmlns:w="http://schemas.openxmlformats.org/wordprocessingml/2006/main" xmlns:wne="http://schemas.microsoft.com/office/word/2006/wordml" xmlns:wp14="http://schemas.microsoft.com/office/word/2010/wordprocessingDrawing" xmlns:wp="http://schemas.openxmlformats.org/drawingml/2006/wordprocessingDrawing" xmlns:wpc="http://schemas.microsoft.com/office/word/2010/wordprocessingCanvas" xmlns:wpg="http://schemas.microsoft.com/office/word/2010/wordprocessingGroup" xmlns:wpi="http://schemas.microsoft.com/office/word/2010/wordprocessingInk" xmlns:wps="http://schemas.microsoft.com/office/word/2010/wordprocessingShape" mc:Ignorable="w14 wp14">
+  <w:p>
+    <w:pPr>
+      <w:pStyle w:val="Footer"/>
+    </w:pPr>
+    <w:r>
+      <w:t>Projet étudiant | Référence courante : fichier Markdown du dépôt</w:t>
+    </w:r>
+  </w:p>
+</w:ftr>
+</file>
+
+<file path=word/header1.xml><?xml version="1.0" encoding="utf-8"?>
+<w:hdr xmlns:m="http://schemas.openxmlformats.org/officeDocument/2006/math" xmlns:mc="http://schemas.openxmlformats.org/markup-compatibility/2006" xmlns:mo="http://schemas.microsoft.com/office/mac/office/2008/main" xmlns:mv="urn:schemas-microsoft-com:mac:vml" xmlns:o="urn:schemas-microsoft-com:office:office" xmlns:r="http://schemas.openxmlformats.org/officeDocument/2006/relationships" xmlns:v="urn:schemas-microsoft-com:vml" xmlns:w10="urn:schemas-microsoft-com:office:word" xmlns:w14="http://schemas.microsoft.com/office/word/2010/wordml" xmlns:w="http://schemas.openxmlformats.org/wordprocessingml/2006/main" xmlns:wne="http://schemas.microsoft.com/office/word/2006/wordml" xmlns:wp14="http://schemas.microsoft.com/office/word/2010/wordprocessingDrawing" xmlns:wp="http://schemas.openxmlformats.org/drawingml/2006/wordprocessingDrawing" xmlns:wpc="http://schemas.microsoft.com/office/word/2010/wordprocessingCanvas" xmlns:wpg="http://schemas.microsoft.com/office/word/2010/wordprocessingGroup" xmlns:wpi="http://schemas.microsoft.com/office/word/2010/wordprocessingInk" xmlns:wps="http://schemas.microsoft.com/office/word/2010/wordprocessingShape" mc:Ignorable="w14 wp14">
+  <w:p>
+    <w:pPr>
+      <w:pStyle w:val="Header"/>
+    </w:pPr>
+    <w:r>
+      <w:t>InfiMatch | Documentation du projet</w:t>
+    </w:r>
+  </w:p>
+</w:hdr>
 </file>
 
 <file path=word/numbering.xml><?xml version="1.0" encoding="utf-8"?>
